--- a/writing/analysis_planning/slicing_and_dice_algorithm.docx
+++ b/writing/analysis_planning/slicing_and_dice_algorithm.docx
@@ -21,7 +21,15 @@
         </w:numPr>
       </w:pPr>
       <w:r>
-        <w:t>Split main dataframe into one for every ZCTA</w:t>
+        <w:t xml:space="preserve">Split main </w:t>
+      </w:r>
+      <w:proofErr w:type="spellStart"/>
+      <w:r>
+        <w:t>dataframe</w:t>
+      </w:r>
+      <w:proofErr w:type="spellEnd"/>
+      <w:r>
+        <w:t xml:space="preserve"> into one for every ZCTA</w:t>
       </w:r>
     </w:p>
     <w:p>
@@ -33,7 +41,15 @@
         </w:numPr>
       </w:pPr>
       <w:r>
-        <w:t>Start at month 1, and go through the dataframe until you find a ‘non-zero’ exposure</w:t>
+        <w:t xml:space="preserve">Start at month 1, and go through the </w:t>
+      </w:r>
+      <w:proofErr w:type="spellStart"/>
+      <w:r>
+        <w:t>dataframe</w:t>
+      </w:r>
+      <w:proofErr w:type="spellEnd"/>
+      <w:r>
+        <w:t xml:space="preserve"> until you find a ‘non-zero’ exposure</w:t>
       </w:r>
     </w:p>
     <w:p>
@@ -81,8 +97,13 @@
         </w:numPr>
       </w:pPr>
       <w:r>
-        <w:t>Store that in the results dataframe</w:t>
-      </w:r>
+        <w:t xml:space="preserve">Store that in the results </w:t>
+      </w:r>
+      <w:proofErr w:type="spellStart"/>
+      <w:r>
+        <w:t>dataframe</w:t>
+      </w:r>
+      <w:proofErr w:type="spellEnd"/>
     </w:p>
     <w:p>
       <w:pPr>
@@ -117,7 +138,15 @@
         </w:numPr>
       </w:pPr>
       <w:r>
-        <w:t>Add a unique ID (ZCTA + interation number)</w:t>
+        <w:t xml:space="preserve">Add a unique ID (ZCTA + </w:t>
+      </w:r>
+      <w:proofErr w:type="spellStart"/>
+      <w:r>
+        <w:t>interation</w:t>
+      </w:r>
+      <w:proofErr w:type="spellEnd"/>
+      <w:r>
+        <w:t xml:space="preserve"> number)</w:t>
       </w:r>
     </w:p>
     <w:p>
@@ -195,7 +224,23 @@
         <w:t xml:space="preserve">Do this for all </w:t>
       </w:r>
       <w:r>
-        <w:t xml:space="preserve">ZCTAs in the study period and for all sens and secondary analyses. </w:t>
+        <w:t xml:space="preserve">ZCTAs in the study period and for all </w:t>
+      </w:r>
+      <w:proofErr w:type="spellStart"/>
+      <w:r>
+        <w:t>sens</w:t>
+      </w:r>
+      <w:proofErr w:type="spellEnd"/>
+      <w:r>
+        <w:t xml:space="preserve"> and secondary analyses. </w:t>
+      </w:r>
+    </w:p>
+    <w:p>
+      <w:r>
+        <w:t xml:space="preserve">Repeat exposures are a problem! </w:t>
+      </w:r>
+      <w:r>
+        <w:t>They are relatively common!</w:t>
       </w:r>
     </w:p>
     <w:sectPr>
